--- a/public/downloads/Design_Thinking_Project_Document.docx
+++ b/public/downloads/Design_Thinking_Project_Document.docx
@@ -5461,6 +5461,14 @@
     <w:p>
       <w:pPr>
         <w:pStyle w:val="Heading3"/>
+      </w:pPr>
+      <w:r>
+        <w:t xml:space="preserve">Currently Implemented Features</w:t>
+      </w:r>
+    </w:p>
+    <w:p>
+      <w:pPr>
+        <w:pStyle w:val="Heading3"/>
         <w:spacing w:after="120" w:before="200" w:line="312"/>
       </w:pPr>
       <w:bookmarkStart w:id="100020" w:name="_Toc100020"/>
@@ -5482,13 +5490,7 @@
         <w:jc w:val="both"/>
       </w:pPr>
       <w:r>
-        <w:rPr>
-          <w:rFonts w:ascii="Times New Roman" w:eastAsia="SimSun"/>
-          <w:color w:val="1C2A3D"/>
-          <w:sz w:val="24"/>
-          <w:szCs w:val="24"/>
-        </w:rPr>
-        <w:t xml:space="preserve">The Resume Analyser allows users to upload their existing resume (PDF or DOCX format) and receive an AI-powered comprehensive analysis. The system evaluates the resume against industry standards and Applicant Tracking System (ATS) requirements, providing:</w:t>
+        <w:t>The Resume Builder and Analyser provides a comprehensive, AI-powered toolkit for creating and improving professional resumes. The Resume Builder component features an interactive multi-step form that guides users through six structured steps: Personal Information, Professional Summary, Work Experience, Education, Skills, and Preview. At each step, AI-powered suggestions are available — including summary generation, experience bullet point improvement, and skills recommendations tailored to the user’s target role. The built resume can be downloaded as a PDF with professional formatting, and includes an ATS compatibility score.</w:t>
       </w:r>
     </w:p>
     <w:p>
@@ -5501,13 +5503,7 @@
         <w:spacing w:after="40" w:line="312"/>
       </w:pPr>
       <w:r>
-        <w:rPr>
-          <w:rFonts w:ascii="Times New Roman" w:eastAsia="SimSun"/>
-          <w:color w:val="1C2A3D"/>
-          <w:sz w:val="24"/>
-          <w:szCs w:val="24"/>
-        </w:rPr>
-        <w:t xml:space="preserve">An overall resume score (0–100) indicating the document’s effectiveness</w:t>
+        <w:t>An overall resume score (0–100) indicating the document’s effectiveness, plus an ATS compatibility score showing how well the resume performs in automated screening systems</w:t>
       </w:r>
     </w:p>
     <w:p>
@@ -5520,13 +5516,7 @@
         <w:spacing w:after="40" w:line="312"/>
       </w:pPr>
       <w:r>
-        <w:rPr>
-          <w:rFonts w:ascii="Times New Roman" w:eastAsia="SimSun"/>
-          <w:color w:val="1C2A3D"/>
-          <w:sz w:val="24"/>
-          <w:szCs w:val="24"/>
-        </w:rPr>
-        <w:t xml:space="preserve">An ATS compatibility score showing how well the resume will perform in automated screening systems</w:t>
+        <w:t>A comprehensive section-by-section breakdown analysing the Summary, Experience, Education, and Skills sections individually with specific feedback</w:t>
       </w:r>
     </w:p>
     <w:p>
@@ -5539,13 +5529,7 @@
         <w:spacing w:after="40" w:line="312"/>
       </w:pPr>
       <w:r>
-        <w:rPr>
-          <w:rFonts w:ascii="Times New Roman" w:eastAsia="SimSun"/>
-          <w:color w:val="1C2A3D"/>
-          <w:sz w:val="24"/>
-          <w:szCs w:val="24"/>
-        </w:rPr>
-        <w:t xml:space="preserve">A detailed improvement plan with specific, actionable recommendations</w:t>
+        <w:t>Strengths and weaknesses analysis identifying what works well and what needs improvement, with a detailed improvement plan categorised by priority levels (High, Medium, Low)</w:t>
       </w:r>
     </w:p>
     <w:p>
@@ -5558,13 +5542,7 @@
         <w:spacing w:after="40" w:line="312"/>
       </w:pPr>
       <w:r>
-        <w:rPr>
-          <w:rFonts w:ascii="Times New Roman" w:eastAsia="SimSun"/>
-          <w:color w:val="1C2A3D"/>
-          <w:sz w:val="24"/>
-          <w:szCs w:val="24"/>
-        </w:rPr>
-        <w:t xml:space="preserve">An AI-generated improved version of the resume that the user can download and use immediately</w:t>
+        <w:t>An AI-generated improved version of the resume that the user can download and use immediately, alongside PDF download of built resumes with ATS scoring</w:t>
       </w:r>
     </w:p>
     <w:p>
@@ -5574,13 +5552,7 @@
         <w:jc w:val="both"/>
       </w:pPr>
       <w:r>
-        <w:rPr>
-          <w:rFonts w:ascii="Times New Roman" w:eastAsia="SimSun"/>
-          <w:color w:val="1C2A3D"/>
-          <w:sz w:val="24"/>
-          <w:szCs w:val="24"/>
-        </w:rPr>
-        <w:t xml:space="preserve">The Resume Builder component also allows users to create a new resume from scratch using an interactive form that guides them through each section, ensuring all critical information is included.</w:t>
+        <w:t>The Resume Analyser allows users to upload their existing resume (PDF or DOCX format) and receive a comprehensive AI-powered analysis. The system evaluates the document across multiple dimensions, providing actionable insights and an improved version for immediate use.</w:t>
       </w:r>
     </w:p>
     <w:p>
@@ -5607,13 +5579,7 @@
         <w:jc w:val="both"/>
       </w:pPr>
       <w:r>
-        <w:rPr>
-          <w:rFonts w:ascii="Times New Roman" w:eastAsia="SimSun"/>
-          <w:color w:val="1C2A3D"/>
-          <w:sz w:val="24"/>
-          <w:szCs w:val="24"/>
-        </w:rPr>
-        <w:t xml:space="preserve">The Cover Letter Generator produces professional, customised cover letters using AI. Users provide the job title, company name, and key details about their qualifications and motivation. The system then generates a polished cover letter that can be further refined. Key features include:</w:t>
+        <w:t>The Cover Letter Generator produces professional, customised cover letters using AI. Users provide the job title, company name, and job description, and the system generates a tailored cover letter. Seamless auto-population from resume data means the job title and company fields are automatically filled from the user’s resume, creating a frictionless workflow. Key features include:</w:t>
       </w:r>
     </w:p>
     <w:p>
@@ -5626,13 +5592,7 @@
         <w:spacing w:after="40" w:line="312"/>
       </w:pPr>
       <w:r>
-        <w:rPr>
-          <w:rFonts w:ascii="Times New Roman" w:eastAsia="SimSun"/>
-          <w:color w:val="1C2A3D"/>
-          <w:sz w:val="24"/>
-          <w:szCs w:val="24"/>
-        </w:rPr>
-        <w:t xml:space="preserve">Five tone customisation options: Formal, Confident, Entry-Level, Warm, and Concise — allowing users to match the letter’s style to the position and company culture</w:t>
+        <w:t>Five tone customisation options: Formal, Confident, Entry-Level, Warm, and Concise — allowing users to match the letter’s style to the position and company culture</w:t>
       </w:r>
     </w:p>
     <w:p>
@@ -5645,13 +5605,7 @@
         <w:spacing w:after="40" w:line="312"/>
       </w:pPr>
       <w:r>
-        <w:rPr>
-          <w:rFonts w:ascii="Times New Roman" w:eastAsia="SimSun"/>
-          <w:color w:val="1C2A3D"/>
-          <w:sz w:val="24"/>
-          <w:szCs w:val="24"/>
-        </w:rPr>
-        <w:t xml:space="preserve">Automatic integration of information from the Resume Analyser, creating a seamless workflow from resume analysis to cover letter generation</w:t>
+        <w:t>Seamless auto-population from resume data — job title and company are automatically filled when the user progresses from the resume builder, creating a frictionless workflow from resume to cover letter</w:t>
       </w:r>
     </w:p>
     <w:p>
@@ -5664,13 +5618,23 @@
         <w:spacing w:after="40" w:line="312"/>
       </w:pPr>
       <w:r>
-        <w:rPr>
-          <w:rFonts w:ascii="Times New Roman" w:eastAsia="SimSun"/>
-          <w:color w:val="1C2A3D"/>
-          <w:sz w:val="24"/>
-          <w:szCs w:val="24"/>
-        </w:rPr>
-        <w:t xml:space="preserve">The ability to save, download, and iterate on cover letters</w:t>
+        <w:t>Editable preview with word count — users can fine-tune the generated letter before saving</w:t>
+      </w:r>
+    </w:p>
+    <w:p>
+      <w:pPr>
+        <w:pStyle w:val="ListParagraph"/>
+      </w:pPr>
+      <w:r>
+        <w:t xml:space="preserve">Save, copy to clipboard, and PDF download options for the generated cover letter</w:t>
+      </w:r>
+    </w:p>
+    <w:p>
+      <w:pPr>
+        <w:pStyle w:val="ListParagraph"/>
+      </w:pPr>
+      <w:r>
+        <w:t xml:space="preserve">Auto-generation flow: after saving a resume, the app automatically redirects to cover letter generation with pre-populated fields, enabling one-click creation</w:t>
       </w:r>
     </w:p>
     <w:p>
@@ -5697,13 +5661,7 @@
         <w:jc w:val="both"/>
       </w:pPr>
       <w:r>
-        <w:rPr>
-          <w:rFonts w:ascii="Times New Roman" w:eastAsia="SimSun"/>
-          <w:color w:val="1C2A3D"/>
-          <w:sz w:val="24"/>
-          <w:szCs w:val="24"/>
-        </w:rPr>
-        <w:t xml:space="preserve">The AI Interview Coach is the flagship feature, providing a realistic interview simulation environment. Using the z-ai-web-dev-sdk’s LLM, TTS (Text-to-Speech), and ASR (Automatic Speech Recognition) capabilities, the system creates an immersive interview experience:</w:t>
+        <w:t>The AI Interview Coach is the flagship feature, providing a realistic interview simulation environment. Using the z-ai-web-dev-sdk’s LLM, TTS (Text-to-Speech), and ASR (Automatic Speech Recognition) capabilities, the coach creates an immersive experience that closely mirrors real interview conditions. Users can interact via voice (AI speaks questions aloud, user responds verbally) or use text input as a fallback. Key features include:</w:t>
       </w:r>
     </w:p>
     <w:p>
@@ -5716,13 +5674,7 @@
         <w:spacing w:after="40" w:line="312"/>
       </w:pPr>
       <w:r>
-        <w:rPr>
-          <w:rFonts w:ascii="Times New Roman" w:eastAsia="SimSun"/>
-          <w:color w:val="1C2A3D"/>
-          <w:sz w:val="24"/>
-          <w:szCs w:val="24"/>
-        </w:rPr>
-        <w:t xml:space="preserve">Voice-based interaction: the AI speaks questions aloud, and the user responds verbally, simulating the pressure and dynamics of a real interview</w:t>
+        <w:t>Voice-based interaction with TTS (AI speaks questions) and ASR (user responds verbally), with text input fallback for users without a microphone</w:t>
       </w:r>
     </w:p>
     <w:p>
@@ -5735,13 +5687,7 @@
         <w:spacing w:after="40" w:line="312"/>
       </w:pPr>
       <w:r>
-        <w:rPr>
-          <w:rFonts w:ascii="Times New Roman" w:eastAsia="SimSun"/>
-          <w:color w:val="1C2A3D"/>
-          <w:sz w:val="24"/>
-          <w:szCs w:val="24"/>
-        </w:rPr>
-        <w:t xml:space="preserve">Context-aware questioning: the AI tailors questions based on the user’s resume, cover letter, and the target position, ensuring relevance</w:t>
+        <w:t>Five distinct interviewer personalities with South African accents: Kazi (Cape Town, warm coach), Thabo (Johannesburg, corporate HR), Naledi (Durban, friendly), James (British RP, executive), and Zanele (Soweto, energetic motivator)</w:t>
       </w:r>
     </w:p>
     <w:p>
@@ -5754,13 +5700,7 @@
         <w:spacing w:after="40" w:line="312"/>
       </w:pPr>
       <w:r>
-        <w:rPr>
-          <w:rFonts w:ascii="Times New Roman" w:eastAsia="SimSun"/>
-          <w:color w:val="1C2A3D"/>
-          <w:sz w:val="24"/>
-          <w:szCs w:val="24"/>
-        </w:rPr>
-        <w:t xml:space="preserve">Multiple interviewer personalities: users can practise with different interviewer styles (friendly, formal, challenging) to build versatility</w:t>
+        <w:t>Context-aware questioning: the AI tailors questions based on the user’s resume, cover letter, and target position, with auto-industry detection from the resume job title</w:t>
       </w:r>
     </w:p>
     <w:p>
@@ -5773,13 +5713,7 @@
         <w:spacing w:after="40" w:line="312"/>
       </w:pPr>
       <w:r>
-        <w:rPr>
-          <w:rFonts w:ascii="Times New Roman" w:eastAsia="SimSun"/>
-          <w:color w:val="1C2A3D"/>
-          <w:sz w:val="24"/>
-          <w:szCs w:val="24"/>
-        </w:rPr>
-        <w:t xml:space="preserve">Constructive feedback: after each interview session, the AI provides detailed feedback on communication style, content quality, and areas for improvement</w:t>
+        <w:t>Real-time scoring across three dimensions: Relevance, Clarity, and Confidence — with detailed score breakdown and Q&amp;A review with AI feedback after each session</w:t>
       </w:r>
     </w:p>
     <w:p>
@@ -5792,13 +5726,72 @@
         <w:spacing w:after="40" w:line="312"/>
       </w:pPr>
       <w:r>
-        <w:rPr>
-          <w:rFonts w:ascii="Times New Roman" w:eastAsia="SimSun"/>
-          <w:color w:val="1C2A3D"/>
-          <w:sz w:val="24"/>
-          <w:szCs w:val="24"/>
-        </w:rPr>
-        <w:t xml:space="preserve">Interview history: users can track their progress across multiple practice sessions</w:t>
+        <w:t>Interview history saved to database, camera toggle for video interview practice, AI muting option for quiet practice, and recording timer with auto-stop (25 seconds maximum)</w:t>
+      </w:r>
+    </w:p>
+    <w:p>
+      <w:pPr>
+        <w:pStyle w:val="Heading3"/>
+      </w:pPr>
+      <w:r>
+        <w:t xml:space="preserve">4.2.4 Career Guide Widget</w:t>
+      </w:r>
+    </w:p>
+    <w:p>
+      <w:r>
+        <w:t xml:space="preserve">A contextual floating chatbot that provides real-time tips, next-step recommendations, and motivational messages based on the user’s current progress. The Career Guide appears as a persistent floating button on every screen, offering contextual guidance that adapts to where the user is in their career journey — whether they are building a resume, writing a cover letter, or preparing for an interview.</w:t>
+      </w:r>
+    </w:p>
+    <w:p>
+      <w:pPr>
+        <w:pStyle w:val="Heading3"/>
+      </w:pPr>
+      <w:r>
+        <w:t xml:space="preserve">4.2.5 Document History (My Documents)</w:t>
+      </w:r>
+    </w:p>
+    <w:p>
+      <w:r>
+        <w:t xml:space="preserve">The Document History feature provides a centralised hub where users can view, search, filter, and manage all their saved career documents. This includes resumes, cover letters, and interview results. Users can quickly find specific documents, review past versions, and track their progress over time. The search and filter functionality makes it easy to locate documents by type, date, or content.</w:t>
+      </w:r>
+    </w:p>
+    <w:p>
+      <w:pPr>
+        <w:pStyle w:val="Heading3"/>
+      </w:pPr>
+      <w:r>
+        <w:t xml:space="preserve">4.2.6 Progress Tracker</w:t>
+      </w:r>
+    </w:p>
+    <w:p>
+      <w:r>
+        <w:t xml:space="preserve">The Progress Tracker provides a visual representation of the user’s career journey, mapping the progression from Resume creation through Cover Letter generation to Interview practice. Each milestone is tracked and displayed, giving users a clear sense of accomplishment and showing them what steps remain. This feature directly addresses the motivational needs identified during the empathise phase, where users expressed feeling overwhelmed and directionless in their job search.</w:t>
+      </w:r>
+    </w:p>
+    <w:p>
+      <w:pPr>
+        <w:pStyle w:val="Heading3"/>
+      </w:pPr>
+      <w:r>
+        <w:t xml:space="preserve">4.2.7 Seamless Data Flow and Integration</w:t>
+      </w:r>
+    </w:p>
+    <w:p>
+      <w:r>
+        <w:t xml:space="preserve">One of the most powerful aspects of the NexTech Career App is the seamless data flow between features. Resume data automatically populates the cover letter generator (job title, company, skills, experience). Both the resume and cover letter feed into the interview coach as context, enabling the AI to ask highly relevant, personalised questions. After saving a resume, the app automatically redirects to cover letter generation with pre-populated fields, creating a frictionless progression through the career preparation journey.</w:t>
+      </w:r>
+    </w:p>
+    <w:p>
+      <w:pPr>
+        <w:pStyle w:val="Heading3"/>
+      </w:pPr>
+      <w:r>
+        <w:t xml:space="preserve">4.2.8 User Authentication and Profile Management</w:t>
+      </w:r>
+    </w:p>
+    <w:p>
+      <w:r>
+        <w:t xml:space="preserve">The app includes a secure authentication system with user registration and login, protected by bcrypt password hashing. Users can manage their profile, view their information, and sign out securely. All career documents and progress are persisted to a SQLite database, ensuring that user data is never lost between sessions. An onboarding flow guides new users through step-by-step profile setup with AI-guided questions, ensuring they start with a complete profile. The entire application uses a mobile-first dark theme design, optimised for the devices and preferences of the target audience.</w:t>
       </w:r>
     </w:p>
     <w:p>
@@ -5971,13 +5964,7 @@
               <w:jc w:val="left"/>
             </w:pPr>
             <w:r>
-              <w:rPr>
-                <w:rFonts w:ascii="Times New Roman" w:eastAsia="SimSun"/>
-                <w:color w:val="1C2A3D"/>
-                <w:sz w:val="21"/>
-                <w:szCs w:val="21"/>
-              </w:rPr>
-              <w:t xml:space="preserve">Frontend Framework</w:t>
+              <w:t>Frontend Framework</w:t>
             </w:r>
           </w:p>
         </w:tc>
@@ -6003,13 +5990,7 @@
               <w:jc w:val="left"/>
             </w:pPr>
             <w:r>
-              <w:rPr>
-                <w:rFonts w:ascii="Times New Roman" w:eastAsia="SimSun"/>
-                <w:color w:val="1C2A3D"/>
-                <w:sz w:val="21"/>
-                <w:szCs w:val="21"/>
-              </w:rPr>
-              <w:t xml:space="preserve">Next.js 16 + TypeScript</w:t>
+              <w:t>Next.js 16 + TypeScript</w:t>
             </w:r>
           </w:p>
         </w:tc>
@@ -6035,13 +6016,7 @@
               <w:jc w:val="left"/>
             </w:pPr>
             <w:r>
-              <w:rPr>
-                <w:rFonts w:ascii="Times New Roman" w:eastAsia="SimSun"/>
-                <w:color w:val="1C2A3D"/>
-                <w:sz w:val="21"/>
-                <w:szCs w:val="21"/>
-              </w:rPr>
-              <w:t xml:space="preserve">Server-side rendering, mobile-first responsive UI, type safety</w:t>
+              <w:t>Server-side rendering, mobile-first responsive UI</w:t>
             </w:r>
           </w:p>
         </w:tc>
@@ -6072,13 +6047,7 @@
               <w:jc w:val="left"/>
             </w:pPr>
             <w:r>
-              <w:rPr>
-                <w:rFonts w:ascii="Times New Roman" w:eastAsia="SimSun"/>
-                <w:color w:val="1C2A3D"/>
-                <w:sz w:val="21"/>
-                <w:szCs w:val="21"/>
-              </w:rPr>
-              <w:t xml:space="preserve">State Management</w:t>
+              <w:t>State Management</w:t>
             </w:r>
           </w:p>
         </w:tc>
@@ -6104,13 +6073,7 @@
               <w:jc w:val="left"/>
             </w:pPr>
             <w:r>
-              <w:rPr>
-                <w:rFonts w:ascii="Times New Roman" w:eastAsia="SimSun"/>
-                <w:color w:val="1C2A3D"/>
-                <w:sz w:val="21"/>
-                <w:szCs w:val="21"/>
-              </w:rPr>
-              <w:t xml:space="preserve">Zustand</w:t>
+              <w:t>Zustand</w:t>
             </w:r>
           </w:p>
         </w:tc>
@@ -6136,13 +6099,7 @@
               <w:jc w:val="left"/>
             </w:pPr>
             <w:r>
-              <w:rPr>
-                <w:rFonts w:ascii="Times New Roman" w:eastAsia="SimSun"/>
-                <w:color w:val="1C2A3D"/>
-                <w:sz w:val="21"/>
-                <w:szCs w:val="21"/>
-              </w:rPr>
-              <w:t xml:space="preserve">Lightweight, performant client-side state management</w:t>
+              <w:t>Lightweight, performant client-side state management</w:t>
             </w:r>
           </w:p>
         </w:tc>
@@ -6173,13 +6130,7 @@
               <w:jc w:val="left"/>
             </w:pPr>
             <w:r>
-              <w:rPr>
-                <w:rFonts w:ascii="Times New Roman" w:eastAsia="SimSun"/>
-                <w:color w:val="1C2A3D"/>
-                <w:sz w:val="21"/>
-                <w:szCs w:val="21"/>
-              </w:rPr>
-              <w:t xml:space="preserve">Database</w:t>
+              <w:t>Database</w:t>
             </w:r>
           </w:p>
         </w:tc>
@@ -6205,13 +6156,7 @@
               <w:jc w:val="left"/>
             </w:pPr>
             <w:r>
-              <w:rPr>
-                <w:rFonts w:ascii="Times New Roman" w:eastAsia="SimSun"/>
-                <w:color w:val="1C2A3D"/>
-                <w:sz w:val="21"/>
-                <w:szCs w:val="21"/>
-              </w:rPr>
-              <w:t xml:space="preserve">Prisma ORM + SQLite</w:t>
+              <w:t>Prisma ORM + SQLite</w:t>
             </w:r>
           </w:p>
         </w:tc>
@@ -6237,13 +6182,7 @@
               <w:jc w:val="left"/>
             </w:pPr>
             <w:r>
-              <w:rPr>
-                <w:rFonts w:ascii="Times New Roman" w:eastAsia="SimSun"/>
-                <w:color w:val="1C2A3D"/>
-                <w:sz w:val="21"/>
-                <w:szCs w:val="21"/>
-              </w:rPr>
-              <w:t xml:space="preserve">User data, career documents, interview history persistence</w:t>
+              <w:t>User data, career documents, interview history persistence</w:t>
             </w:r>
           </w:p>
         </w:tc>
@@ -6274,13 +6213,7 @@
               <w:jc w:val="left"/>
             </w:pPr>
             <w:r>
-              <w:rPr>
-                <w:rFonts w:ascii="Times New Roman" w:eastAsia="SimSun"/>
-                <w:color w:val="1C2A3D"/>
-                <w:sz w:val="21"/>
-                <w:szCs w:val="21"/>
-              </w:rPr>
-              <w:t xml:space="preserve">AI SDK</w:t>
+              <w:t>AI SDK</w:t>
             </w:r>
           </w:p>
         </w:tc>
@@ -6306,13 +6239,7 @@
               <w:jc w:val="left"/>
             </w:pPr>
             <w:r>
-              <w:rPr>
-                <w:rFonts w:ascii="Times New Roman" w:eastAsia="SimSun"/>
-                <w:color w:val="1C2A3D"/>
-                <w:sz w:val="21"/>
-                <w:szCs w:val="21"/>
-              </w:rPr>
-              <w:t xml:space="preserve">z-ai-web-dev-sdk</w:t>
+              <w:t>z-ai-web-dev-sdk</w:t>
             </w:r>
           </w:p>
         </w:tc>
@@ -6338,13 +6265,7 @@
               <w:jc w:val="left"/>
             </w:pPr>
             <w:r>
-              <w:rPr>
-                <w:rFonts w:ascii="Times New Roman" w:eastAsia="SimSun"/>
-                <w:color w:val="1C2A3D"/>
-                <w:sz w:val="21"/>
-                <w:szCs w:val="21"/>
-              </w:rPr>
-              <w:t xml:space="preserve">LLM (text generation), VLM (vision), TTS (speech output), ASR (speech input)</w:t>
+              <w:t>LLM (text generation), TTS (speech output), ASR (speech input), VLM (vision)</w:t>
             </w:r>
           </w:p>
         </w:tc>
@@ -6375,13 +6296,7 @@
               <w:jc w:val="left"/>
             </w:pPr>
             <w:r>
-              <w:rPr>
-                <w:rFonts w:ascii="Times New Roman" w:eastAsia="SimSun"/>
-                <w:color w:val="1C2A3D"/>
-                <w:sz w:val="21"/>
-                <w:szCs w:val="21"/>
-              </w:rPr>
-              <w:t xml:space="preserve">Authentication</w:t>
+              <w:t>Authentication</w:t>
             </w:r>
           </w:p>
         </w:tc>
@@ -6407,13 +6322,7 @@
               <w:jc w:val="left"/>
             </w:pPr>
             <w:r>
-              <w:rPr>
-                <w:rFonts w:ascii="Times New Roman" w:eastAsia="SimSun"/>
-                <w:color w:val="1C2A3D"/>
-                <w:sz w:val="21"/>
-                <w:szCs w:val="21"/>
-              </w:rPr>
-              <w:t xml:space="preserve">Custom auth with bcryptjs</w:t>
+              <w:t>Custom auth with bcryptjs</w:t>
             </w:r>
           </w:p>
         </w:tc>
@@ -6439,13 +6348,7 @@
               <w:jc w:val="left"/>
             </w:pPr>
             <w:r>
-              <w:rPr>
-                <w:rFonts w:ascii="Times New Roman" w:eastAsia="SimSun"/>
-                <w:color w:val="1C2A3D"/>
-                <w:sz w:val="21"/>
-                <w:szCs w:val="21"/>
-              </w:rPr>
-              <w:t xml:space="preserve">Secure user registration and login with password hashing</w:t>
+              <w:t>Secure user registration and login with password hashing</w:t>
             </w:r>
           </w:p>
         </w:tc>
@@ -6476,13 +6379,7 @@
               <w:jc w:val="left"/>
             </w:pPr>
             <w:r>
-              <w:rPr>
-                <w:rFonts w:ascii="Times New Roman" w:eastAsia="SimSun"/>
-                <w:color w:val="1C2A3D"/>
-                <w:sz w:val="21"/>
-                <w:szCs w:val="21"/>
-              </w:rPr>
-              <w:t xml:space="preserve">Styling</w:t>
+              <w:t>Styling</w:t>
             </w:r>
           </w:p>
         </w:tc>
@@ -6508,13 +6405,7 @@
               <w:jc w:val="left"/>
             </w:pPr>
             <w:r>
-              <w:rPr>
-                <w:rFonts w:ascii="Times New Roman" w:eastAsia="SimSun"/>
-                <w:color w:val="1C2A3D"/>
-                <w:sz w:val="21"/>
-                <w:szCs w:val="21"/>
-              </w:rPr>
-              <w:t xml:space="preserve">Tailwind CSS</w:t>
+              <w:t>Tailwind CSS 4 + shadcn/ui</w:t>
             </w:r>
           </w:p>
         </w:tc>
@@ -6540,13 +6431,7 @@
               <w:jc w:val="left"/>
             </w:pPr>
             <w:r>
-              <w:rPr>
-                <w:rFonts w:ascii="Times New Roman" w:eastAsia="SimSun"/>
-                <w:color w:val="1C2A3D"/>
-                <w:sz w:val="21"/>
-                <w:szCs w:val="21"/>
-              </w:rPr>
-              <w:t xml:space="preserve">Responsive, mobile-first design system</w:t>
+              <w:t>Responsive, mobile-first design system with component library</w:t>
             </w:r>
           </w:p>
         </w:tc>
@@ -6577,13 +6462,7 @@
               <w:jc w:val="left"/>
             </w:pPr>
             <w:r>
-              <w:rPr>
-                <w:rFonts w:ascii="Times New Roman" w:eastAsia="SimSun"/>
-                <w:color w:val="1C2A3D"/>
-                <w:sz w:val="21"/>
-                <w:szCs w:val="21"/>
-              </w:rPr>
-              <w:t xml:space="preserve">Deployment</w:t>
+              <w:t>Deployment</w:t>
             </w:r>
           </w:p>
         </w:tc>
@@ -6609,13 +6488,7 @@
               <w:jc w:val="left"/>
             </w:pPr>
             <w:r>
-              <w:rPr>
-                <w:rFonts w:ascii="Times New Roman" w:eastAsia="SimSun"/>
-                <w:color w:val="1C2A3D"/>
-                <w:sz w:val="21"/>
-                <w:szCs w:val="21"/>
-              </w:rPr>
-              <w:t xml:space="preserve">Vercel (target)</w:t>
+              <w:t>Vercel (target)</w:t>
             </w:r>
           </w:p>
         </w:tc>
@@ -6641,13 +6514,71 @@
               <w:jc w:val="left"/>
             </w:pPr>
             <w:r>
-              <w:rPr>
-                <w:rFonts w:ascii="Times New Roman" w:eastAsia="SimSun"/>
-                <w:color w:val="1C2A3D"/>
-                <w:sz w:val="21"/>
-                <w:szCs w:val="21"/>
-              </w:rPr>
-              <w:t xml:space="preserve">Edge-optimised hosting for South African users</w:t>
+              <w:t>Edge-optimised hosting for South African users</w:t>
+            </w:r>
+          </w:p>
+        </w:tc>
+      </w:tr>
+      <w:tr>
+        <w:tc>
+          <w:tcPr>
+            <w:tcW w:type="dxa" w:w="100"/>
+          </w:tcPr>
+          <w:p>
+            <w:r>
+              <w:t>Animations</w:t>
+            </w:r>
+          </w:p>
+        </w:tc>
+        <w:tc>
+          <w:tcPr>
+            <w:tcW w:type="dxa" w:w="100"/>
+          </w:tcPr>
+          <w:p>
+            <w:r>
+              <w:t>Framer Motion</w:t>
+            </w:r>
+          </w:p>
+        </w:tc>
+        <w:tc>
+          <w:tcPr>
+            <w:tcW w:type="dxa" w:w="100"/>
+          </w:tcPr>
+          <w:p>
+            <w:r>
+              <w:t>Smooth page transitions and interactive feedback</w:t>
+            </w:r>
+          </w:p>
+        </w:tc>
+      </w:tr>
+      <w:tr>
+        <w:tc>
+          <w:tcPr>
+            <w:tcW w:type="dxa" w:w="100"/>
+          </w:tcPr>
+          <w:p>
+            <w:r>
+              <w:t>PDF Generation</w:t>
+            </w:r>
+          </w:p>
+        </w:tc>
+        <w:tc>
+          <w:tcPr>
+            <w:tcW w:type="dxa" w:w="100"/>
+          </w:tcPr>
+          <w:p>
+            <w:r>
+              <w:t>html2pdf.js</w:t>
+            </w:r>
+          </w:p>
+        </w:tc>
+        <w:tc>
+          <w:tcPr>
+            <w:tcW w:type="dxa" w:w="100"/>
+          </w:tcPr>
+          <w:p>
+            <w:r>
+              <w:t>Client-side PDF export for resumes and cover letters</w:t>
             </w:r>
           </w:p>
         </w:tc>
@@ -8890,6 +8821,54 @@
           <w:szCs w:val="21"/>
         </w:rPr>
         <w:t xml:space="preserve">Table 6: Testing Results Summary</w:t>
+      </w:r>
+    </w:p>
+    <w:p>
+      <w:pPr>
+        <w:pStyle w:val="Heading1"/>
+      </w:pPr>
+      <w:r>
+        <w:t xml:space="preserve">Future Development</w:t>
+      </w:r>
+    </w:p>
+    <w:p>
+      <w:r>
+        <w:t xml:space="preserve">While the current prototype demonstrates a comprehensive set of AI-powered career tools, several features are planned for future development to expand the platform’s impact and reach:</w:t>
+      </w:r>
+    </w:p>
+    <w:p>
+      <w:r>
+        <w:t xml:space="preserve">Job Listing Integration: Integration with major South African and international job platforms (LinkedIn, Indeed, Pnet) to provide real-time job listings directly within the app, enabling users to discover opportunities and apply without leaving the platform.</w:t>
+      </w:r>
+    </w:p>
+    <w:p>
+      <w:r>
+        <w:t xml:space="preserve">Company Research Assistant: An AI-powered research tool that provides company profiles, culture insights, and interview preparation tips specific to target employers, helping users tailor their applications and prepare more effectively for company-specific interviews.</w:t>
+      </w:r>
+    </w:p>
+    <w:p>
+      <w:r>
+        <w:t xml:space="preserve">Salary Benchmarking for the SA Market: A salary comparison tool that provides market-rate salary data for specific roles and industries in South Africa, empowering users to negotiate fair compensation and make informed career decisions.</w:t>
+      </w:r>
+    </w:p>
+    <w:p>
+      <w:r>
+        <w:t xml:space="preserve">Career Path Visualisation: An interactive career path mapping tool that shows potential career trajectories based on the user’s current skills, qualifications, and interests, with recommended steps and learning resources to reach their career goals.</w:t>
+      </w:r>
+    </w:p>
+    <w:p>
+      <w:r>
+        <w:t xml:space="preserve">Multi-Language Support: Localisation of the platform into isiZulu, isiXhosa, and Afrikaans to serve South Africa’s multilingual population, ensuring that career development tools are accessible to users regardless of their primary language.</w:t>
+      </w:r>
+    </w:p>
+    <w:p>
+      <w:r>
+        <w:t xml:space="preserve">University and TVET College Partnerships: Partnerships with universities and TVET colleges to integrate NexTech into career services, providing institutional support and reaching students at the point of transition from education to employment.</w:t>
+      </w:r>
+    </w:p>
+    <w:p>
+      <w:r>
+        <w:t xml:space="preserve">Employer Matching and Direct Applications: A matching system that connects qualified candidates directly with employers, streamlining the application process and reducing the barriers between job seekers and hiring managers.</w:t>
       </w:r>
     </w:p>
     <w:p>

--- a/public/downloads/Design_Thinking_Project_Document.docx
+++ b/public/downloads/Design_Thinking_Project_Document.docx
@@ -5739,7 +5739,7 @@
     </w:p>
     <w:p>
       <w:r>
-        <w:t xml:space="preserve">A contextual floating chatbot that provides real-time tips, next-step recommendations, and motivational messages based on the user’s current progress. The Career Guide appears as a persistent floating button on every screen, offering contextual guidance that adapts to where the user is in their career journey — whether they are building a resume, writing a cover letter, or preparing for an interview.</w:t>
+        <w:t>A contextual floating chatbot that provides real-time tips, next-step recommendations, and motivational messages based on the user’s current progress. The Career Guide appears as a persistent floating button on every screen, offering contextual guidance that adapts to where the user is in their career journey — whether they are building a resume, writing a cover letter, or preparing for an interview. The widget now also features a full "Ask AI" chat tab where users can ask freeform career questions and receive AI-powered responses. The chat supports multi-turn conversation with career context (user profile, skills, career goals, and target position), providing personalised career guidance beyond static tips.</w:t>
       </w:r>
     </w:p>
     <w:p>
@@ -5752,7 +5752,7 @@
     </w:p>
     <w:p>
       <w:r>
-        <w:t xml:space="preserve">The Document History feature provides a centralised hub where users can view, search, filter, and manage all their saved career documents. This includes resumes, cover letters, and interview results. Users can quickly find specific documents, review past versions, and track their progress over time. The search and filter functionality makes it easy to locate documents by type, date, or content.</w:t>
+        <w:t>The Document History feature provides a centralised hub where users can view, search, filter, and manage all their saved career documents. This includes resumes, cover letters, and interview results. Users can quickly find specific documents, review past versions, and track their progress over time. The search and filter functionality makes it easy to locate documents by type, date, or content. Documents can now be updated in-place (via PUT API endpoint), preventing duplicates when users re-save resumes or cover letters. The detail view allows loading documents back into their respective editors for further editing.</w:t>
       </w:r>
     </w:p>
     <w:p>
@@ -5765,7 +5765,7 @@
     </w:p>
     <w:p>
       <w:r>
-        <w:t xml:space="preserve">The Progress Tracker provides a visual representation of the user’s career journey, mapping the progression from Resume creation through Cover Letter generation to Interview practice. Each milestone is tracked and displayed, giving users a clear sense of accomplishment and showing them what steps remain. This feature directly addresses the motivational needs identified during the empathise phase, where users expressed feeling overwhelmed and directionless in their job search.</w:t>
+        <w:t>The Progress Tracker provides a visual representation of the user’s career journey, mapping the progression from Resume creation through Cover Letter generation to Interview practice. Each milestone is tracked and displayed, giving users a clear sense of accomplishment and showing them what steps remain. This feature directly addresses the motivational needs identified during the empathise phase, where users expressed feeling overwhelmed and directionless in their job search. It uses DB-backed data for accurate counts that persist across sessions.</w:t>
       </w:r>
     </w:p>
     <w:p>
@@ -5791,7 +5791,7 @@
     </w:p>
     <w:p>
       <w:r>
-        <w:t xml:space="preserve">The app includes a secure authentication system with user registration and login, protected by bcrypt password hashing. Users can manage their profile, view their information, and sign out securely. All career documents and progress are persisted to a SQLite database, ensuring that user data is never lost between sessions. An onboarding flow guides new users through step-by-step profile setup with AI-guided questions, ensuring they start with a complete profile. The entire application uses a mobile-first dark theme design, optimised for the devices and preferences of the target audience.</w:t>
+        <w:t>The app includes a secure authentication system with user registration and login, protected by bcrypt password hashing. Users can manage their profile, edit their information (name, phone, location, education, field, experience, career goal, and skills), and sign out securely. All career documents and progress are persisted to a SQLite database, ensuring that user data is never lost between sessions. An onboarding flow guides new users through step-by-step profile setup with AI-guided questions, ensuring they start with a complete profile. The entire application uses a mobile-first dark theme design, optimised for the devices and preferences of the target audience.</w:t>
       </w:r>
     </w:p>
     <w:p>
@@ -7960,6 +7960,36 @@
           <w:szCs w:val="24"/>
         </w:rPr>
         <w:t xml:space="preserve">Implemented automatic data flow between features, so that completing the resume analysis automatically pre-populates relevant fields in the cover letter generator, and both inform the interview coach’s questioning strategy.</w:t>
+      </w:r>
+    </w:p>
+    <w:p>
+      <w:pPr>
+        <w:pStyle w:val="ListParagraph"/>
+        <w:numPr>
+          <w:ilvl w:val="0"/>
+          <w:numId w:val="1"/>
+        </w:numPr>
+        <w:spacing w:after="40" w:line="312"/>
+      </w:pPr>
+      <w:r>
+        <w:rPr>
+          <w:rFonts w:ascii="Times New Roman" w:eastAsia="SimSun"/>
+          <w:b/>
+          <w:bCs/>
+          <w:color w:val="1C2A3D"/>
+          <w:sz w:val="24"/>
+          <w:szCs w:val="24"/>
+        </w:rPr>
+        <w:t xml:space="preserve">Post-Testing Enhancements: </w:t>
+      </w:r>
+      <w:r>
+        <w:rPr>
+          <w:rFonts w:ascii="Times New Roman" w:eastAsia="SimSun"/>
+          <w:color w:val="1C2A3D"/>
+          <w:sz w:val="24"/>
+          <w:szCs w:val="24"/>
+        </w:rPr>
+        <w:t xml:space="preserve">Post-testing improvements included adding a freeform AI chat interface to the Career Guide widget, enabling profile editing, implementing document update capabilities to prevent duplicates, and adding an Error Boundary component for crash recovery.</w:t>
       </w:r>
     </w:p>
     <w:p>
